--- a/PHY118/handouts/PHY118_LB02_Rubric.docx
+++ b/PHY118/handouts/PHY118_LB02_Rubric.docx
@@ -38,7 +38,7 @@
           <w:sz w:val="20"/>
           <w:szCs w:val="20"/>
         </w:rPr>
-        <w:t xml:space="preserve">Grammar, spelling, and formatting problems are assessed 1 point per occurrence. Late submissions: 10-point penalty before grading begins; zero afterward.</w:t>
+        <w:t xml:space="preserve">Grammar, spelling, and formatting problems are assessed 1 point per occurrence. There is no late penalty on lab reports, but a report submitted after grading has begun may be returned without written feedback.</w:t>
       </w:r>
     </w:p>
     <w:p>
@@ -74,6 +74,7 @@
         <w:gridCol w:w="1760"/>
         <w:gridCol w:w="1760"/>
         <w:gridCol w:w="1640"/>
+        <w:gridCol w:w="1584"/>
       </w:tblGrid>
       <w:tr>
         <w:trPr>
@@ -187,7 +188,7 @@
                 <w:sz w:val="17"/>
                 <w:szCs w:val="17"/>
               </w:rPr>
-              <w:t xml:space="preserve">Nearly there</w:t>
+              <w:t>Strong</w:t>
             </w:r>
           </w:p>
         </w:tc>
@@ -215,7 +216,7 @@
                 <w:sz w:val="17"/>
                 <w:szCs w:val="17"/>
               </w:rPr>
-              <w:t xml:space="preserve">Needs work</w:t>
+              <w:t>Developing</w:t>
             </w:r>
           </w:p>
         </w:tc>
@@ -243,7 +244,17 @@
                 <w:sz w:val="17"/>
                 <w:szCs w:val="17"/>
               </w:rPr>
-              <w:t xml:space="preserve">Missing</w:t>
+              <w:t>Needs work</w:t>
+            </w:r>
+          </w:p>
+        </w:tc>
+        <w:tc>
+          <w:tcPr>
+            <w:tcW w:type="dxa" w:w="1584"/>
+          </w:tcPr>
+          <w:p>
+            <w:r>
+              <w:t>Missing</w:t>
             </w:r>
           </w:p>
         </w:tc>
@@ -329,7 +340,7 @@
                 <w:sz w:val="17"/>
                 <w:szCs w:val="17"/>
               </w:rPr>
-              <w:t xml:space="preserve">3 — Names, course and section, lab number, and both dates present, properly formatted.</w:t>
+              <w:t>3 — Names, course and section, lab number, and both dates present, properly formatted.</w:t>
             </w:r>
           </w:p>
         </w:tc>
@@ -356,7 +367,7 @@
                 <w:sz w:val="17"/>
                 <w:szCs w:val="17"/>
               </w:rPr>
-              <w:t xml:space="preserve">2 — One item missing or misformatted.</w:t>
+              <w:t>2 — One item missing or misformatted.</w:t>
             </w:r>
           </w:p>
         </w:tc>
@@ -383,7 +394,7 @@
                 <w:sz w:val="17"/>
                 <w:szCs w:val="17"/>
               </w:rPr>
-              <w:t xml:space="preserve">1 — Several items missing.</w:t>
+              <w:t>2 — Template placeholders or brackets left in the heading, or the section number missing.</w:t>
             </w:r>
           </w:p>
         </w:tc>
@@ -410,7 +421,17 @@
                 <w:sz w:val="17"/>
                 <w:szCs w:val="17"/>
               </w:rPr>
-              <w:t xml:space="preserve">0 — No heading block.</w:t>
+              <w:t>1 — Several items missing.</w:t>
+            </w:r>
+          </w:p>
+        </w:tc>
+        <w:tc>
+          <w:tcPr>
+            <w:tcW w:type="dxa" w:w="1584"/>
+          </w:tcPr>
+          <w:p>
+            <w:r>
+              <w:t>0 — No heading block.</w:t>
             </w:r>
           </w:p>
         </w:tc>
@@ -496,7 +517,7 @@
                 <w:sz w:val="17"/>
                 <w:szCs w:val="17"/>
               </w:rPr>
-              <w:t xml:space="preserve">7 — Four sentences or fewer; states the lab's theme, the measured g with its uncertainty, and the % error. Nothing more.</w:t>
+              <w:t>7 — Four sentences or fewer; states the lab's theme, the measured g with its uncertainty, and the % error. Nothing more.</w:t>
             </w:r>
           </w:p>
         </w:tc>
@@ -523,7 +544,7 @@
                 <w:sz w:val="17"/>
                 <w:szCs w:val="17"/>
               </w:rPr>
-              <w:t xml:space="preserve">5 — All content present but runs long, or one required number missing.</w:t>
+              <w:t>6 — All content present but runs long, or one required number missing.</w:t>
             </w:r>
           </w:p>
         </w:tc>
@@ -550,7 +571,7 @@
                 <w:sz w:val="17"/>
                 <w:szCs w:val="17"/>
               </w:rPr>
-              <w:t xml:space="preserve">3 — Describes the lab but reports no numerical result.</w:t>
+              <w:t>4 — Reports per-tape values but never a single measured g with an uncertainty, or the % error is omitted.</w:t>
             </w:r>
           </w:p>
         </w:tc>
@@ -577,7 +598,17 @@
                 <w:sz w:val="17"/>
                 <w:szCs w:val="17"/>
               </w:rPr>
-              <w:t xml:space="preserve">0 — No abstract.</w:t>
+              <w:t>2 — Describes the lab but reports no numerical result.</w:t>
+            </w:r>
+          </w:p>
+        </w:tc>
+        <w:tc>
+          <w:tcPr>
+            <w:tcW w:type="dxa" w:w="1584"/>
+          </w:tcPr>
+          <w:p>
+            <w:r>
+              <w:t>0 — No abstract.</w:t>
             </w:r>
           </w:p>
         </w:tc>
@@ -663,7 +694,7 @@
                 <w:sz w:val="17"/>
                 <w:szCs w:val="17"/>
               </w:rPr>
-              <w:t xml:space="preserve">10 — States x = x₀ + v₀Δt + ½a(Δt)² and the generic parabola y = Ax² + Bx + C, defines every variable with units, explains why a fixed-frequency timer is used instead of a stopwatch, and ends with the question the lab answers.</w:t>
+              <w:t>10 — States x = x₀ + v₀Δt + ½a(Δt)² and the generic parabola y = Ax² + Bx + C, defines every variable with units, explains why a fixed-frequency timer is used instead of a stopwatch, and ends with the question the lab answers.</w:t>
             </w:r>
           </w:p>
         </w:tc>
@@ -690,7 +721,7 @@
                 <w:sz w:val="17"/>
                 <w:szCs w:val="17"/>
               </w:rPr>
-              <w:t xml:space="preserve">8 — Equations present but a variable undefined, or the guiding question missing.</w:t>
+              <w:t>8 — Equations present but a variable undefined, or the guiding question missing.</w:t>
             </w:r>
           </w:p>
         </w:tc>
@@ -717,7 +748,7 @@
                 <w:sz w:val="17"/>
                 <w:szCs w:val="17"/>
               </w:rPr>
-              <w:t xml:space="preserve">4 — One equation missing, or background only with no equations.</w:t>
+              <w:t>6 — One of the two equations is missing, or a variable is defined incorrectly, though the guiding question is present.</w:t>
             </w:r>
           </w:p>
         </w:tc>
@@ -744,7 +775,17 @@
                 <w:sz w:val="17"/>
                 <w:szCs w:val="17"/>
               </w:rPr>
-              <w:t xml:space="preserve">0 — No introduction.</w:t>
+              <w:t>3 — Background only, with no equations, or no guiding question.</w:t>
+            </w:r>
+          </w:p>
+        </w:tc>
+        <w:tc>
+          <w:tcPr>
+            <w:tcW w:type="dxa" w:w="1584"/>
+          </w:tcPr>
+          <w:p>
+            <w:r>
+              <w:t>0 — No introduction.</w:t>
             </w:r>
           </w:p>
         </w:tc>
@@ -830,7 +871,7 @@
                 <w:sz w:val="17"/>
                 <w:szCs w:val="17"/>
               </w:rPr>
-              <w:t xml:space="preserve">8 — Timer frequency stated, read off the unit used; hanging mass and drop height given; setup photo and a labelled sketch showing the position of dot 0 and the positive direction.</w:t>
+              <w:t>8 — Timer frequency stated, read off the unit used; hanging mass and drop height given; setup photo and a labelled sketch showing the position of dot 0 and the positive direction.</w:t>
             </w:r>
           </w:p>
         </w:tc>
@@ -857,7 +898,7 @@
                 <w:sz w:val="17"/>
                 <w:szCs w:val="17"/>
               </w:rPr>
-              <w:t xml:space="preserve">6 — Minor omission — the mass, or a photo present but unlabelled or unclear.</w:t>
+              <w:t>7 — Timer frequency, hanging mass and drop height all given, but the sketch or photo is unlabelled or unclear.</w:t>
             </w:r>
           </w:p>
         </w:tc>
@@ -884,7 +925,7 @@
                 <w:sz w:val="17"/>
                 <w:szCs w:val="17"/>
               </w:rPr>
-              <w:t xml:space="preserve">3 — Bare list only, no frequency stated, or no photo or sketch.</w:t>
+              <w:t>5 — Apparatus and timer frequency described in prose, but the setup photo and labelled sketch are missing, or the hanging mass and drop height are not given.</w:t>
             </w:r>
           </w:p>
         </w:tc>
@@ -911,7 +952,17 @@
                 <w:sz w:val="17"/>
                 <w:szCs w:val="17"/>
               </w:rPr>
-              <w:t xml:space="preserve">0 — No materials or setup description.</w:t>
+              <w:t>3 — Bare equipment list, or the timer frequency is not stated.</w:t>
+            </w:r>
+          </w:p>
+        </w:tc>
+        <w:tc>
+          <w:tcPr>
+            <w:tcW w:type="dxa" w:w="1584"/>
+          </w:tcPr>
+          <w:p>
+            <w:r>
+              <w:t>0 — No materials or setup description.</w:t>
             </w:r>
           </w:p>
         </w:tc>
@@ -997,7 +1048,7 @@
                 <w:sz w:val="17"/>
                 <w:szCs w:val="17"/>
               </w:rPr>
-              <w:t xml:space="preserve">8 — Written in own words as prose; describes threading and releasing the tape, how dot 0 was chosen, that distances were measured from dot 0 rather than dot-to-dot, and that three tapes were run; reproducible blindly.</w:t>
+              <w:t>8 — Written in own words as prose; describes threading and releasing the tape, how dot 0 was chosen, that distances were measured from dot 0 rather than dot-to-dot, and that three tapes were run; reproducible blindly.</w:t>
             </w:r>
           </w:p>
         </w:tc>
@@ -1024,7 +1075,7 @@
                 <w:sz w:val="17"/>
                 <w:szCs w:val="17"/>
               </w:rPr>
-              <w:t xml:space="preserve">6 — Reproducible but missing the dot-0 criterion or the measure-from-origin detail.</w:t>
+              <w:t>7 — Reproducible and in the student's own words, but one detail is thin.</w:t>
             </w:r>
           </w:p>
         </w:tc>
@@ -1051,7 +1102,7 @@
                 <w:sz w:val="17"/>
                 <w:szCs w:val="17"/>
               </w:rPr>
-              <w:t xml:space="preserve">3 — Copied or closely paraphrased from the handout.</w:t>
+              <w:t>5 — Reproducible, but missing the dot-0 criterion or the measure-from-origin detail.</w:t>
             </w:r>
           </w:p>
         </w:tc>
@@ -1078,7 +1129,17 @@
                 <w:sz w:val="17"/>
                 <w:szCs w:val="17"/>
               </w:rPr>
-              <w:t xml:space="preserve">0 — No procedure.</w:t>
+              <w:t>3 — Copied or closely paraphrased from the handout.</w:t>
+            </w:r>
+          </w:p>
+        </w:tc>
+        <w:tc>
+          <w:tcPr>
+            <w:tcW w:type="dxa" w:w="1584"/>
+          </w:tcPr>
+          <w:p>
+            <w:r>
+              <w:t>0 — No procedure.</w:t>
             </w:r>
           </w:p>
         </w:tc>
@@ -1164,7 +1225,7 @@
                 <w:sz w:val="17"/>
                 <w:szCs w:val="17"/>
               </w:rPr>
-              <w:t xml:space="preserve">12 — Raw dot data for all three tapes (dot number, time, distance in cm, position in m) plus a fit-results table carrying A, B, C, R², g = 2A and the % error. Every table numbered, captioned, units on every column, and introduced with a "Table X shows…" sentence.</w:t>
+              <w:t>12 — Raw dot data for all three tapes (dot number, time, distance in cm, position in m) plus a fit-results table carrying A, B, C, R², g = 2A and the % error. Every table numbered, captioned, units on every column, and introduced with a "Table X shows…" sentence.</w:t>
             </w:r>
           </w:p>
         </w:tc>
@@ -1191,7 +1252,7 @@
                 <w:sz w:val="17"/>
                 <w:szCs w:val="17"/>
               </w:rPr>
-              <w:t xml:space="preserve">9 — All tables present; minor issues — a caption or lead-in sentence missing, one unit omitted.</w:t>
+              <w:t>10 — All tables present; minor issues — a caption or lead-in sentence missing, one unit omitted.</w:t>
             </w:r>
           </w:p>
         </w:tc>
@@ -1218,7 +1279,7 @@
                 <w:sz w:val="17"/>
                 <w:szCs w:val="17"/>
               </w:rPr>
-              <w:t xml:space="preserve">5 — A table missing, fewer than three tapes, or units widely absent.</w:t>
+              <w:t>7 — Fit-results table complete, but the raw dot data is missing or covers fewer than three tapes.</w:t>
             </w:r>
           </w:p>
         </w:tc>
@@ -1245,7 +1306,17 @@
                 <w:sz w:val="17"/>
                 <w:szCs w:val="17"/>
               </w:rPr>
-              <w:t xml:space="preserve">0 — No data tables.</w:t>
+              <w:t>4 — Units widely absent, or only partial data presented.</w:t>
+            </w:r>
+          </w:p>
+        </w:tc>
+        <w:tc>
+          <w:tcPr>
+            <w:tcW w:type="dxa" w:w="1584"/>
+          </w:tcPr>
+          <w:p>
+            <w:r>
+              <w:t>0 — No data tables.</w:t>
             </w:r>
           </w:p>
         </w:tc>
@@ -1331,7 +1402,7 @@
                 <w:sz w:val="17"/>
                 <w:szCs w:val="17"/>
               </w:rPr>
-              <w:t xml:space="preserve">9 — One position-vs-time graph per tape, three in all, each with an order-2 trendline whose equation and R² are displayed on the chart, numbered as a Figure, captioned, and described in the text.</w:t>
+              <w:t>9 — One position-vs-time graph per tape, three in all, each with an order-2 trendline whose equation and R² are displayed on the chart, numbered as a Figure, captioned, and described in the text.</w:t>
             </w:r>
           </w:p>
         </w:tc>
@@ -1358,7 +1429,7 @@
                 <w:sz w:val="17"/>
                 <w:szCs w:val="17"/>
               </w:rPr>
-              <w:t xml:space="preserve">7 — All three present; equation or R² missing from one, or a caption missing.</w:t>
+              <w:t>7 — All three present; equation or R² missing from one, or a caption missing.</w:t>
             </w:r>
           </w:p>
         </w:tc>
@@ -1385,7 +1456,7 @@
                 <w:sz w:val="17"/>
                 <w:szCs w:val="17"/>
               </w:rPr>
-              <w:t xml:space="preserve">4 — Fewer than three tapes graphed, or trendlines shown without their equations.</w:t>
+              <w:t>5 — All three present but trendlines shown without their equations, or the figures numbered as Tables.</w:t>
             </w:r>
           </w:p>
         </w:tc>
@@ -1412,7 +1483,17 @@
                 <w:sz w:val="17"/>
                 <w:szCs w:val="17"/>
               </w:rPr>
-              <w:t xml:space="preserve">0 — No graphs.</w:t>
+              <w:t>3 — Fewer than three tapes graphed.</w:t>
+            </w:r>
+          </w:p>
+        </w:tc>
+        <w:tc>
+          <w:tcPr>
+            <w:tcW w:type="dxa" w:w="1584"/>
+          </w:tcPr>
+          <w:p>
+            <w:r>
+              <w:t>0 — No graphs.</w:t>
             </w:r>
           </w:p>
         </w:tc>
@@ -1498,7 +1579,7 @@
                 <w:sz w:val="17"/>
                 <w:szCs w:val="17"/>
               </w:rPr>
-              <w:t xml:space="preserve">13 — One worked sample of each type, with units carried at every step: cm→m conversion, dot number to time (t = n/f), a = 2A, the mean, the standard deviation, and the % error.</w:t>
+              <w:t>13 — One worked sample of each type, with units carried at every step: cm→m conversion, dot number to time (t = n/f), a = 2A, the mean, the standard deviation, and the % error.</w:t>
             </w:r>
           </w:p>
         </w:tc>
@@ -1525,7 +1606,7 @@
                 <w:sz w:val="17"/>
                 <w:szCs w:val="17"/>
               </w:rPr>
-              <w:t xml:space="preserve">10 — All types present with minor errors in math, rounding, or units.</w:t>
+              <w:t>11 — All types present with minor errors in math, rounding, or units.</w:t>
             </w:r>
           </w:p>
         </w:tc>
@@ -1552,7 +1633,7 @@
                 <w:sz w:val="17"/>
                 <w:szCs w:val="17"/>
               </w:rPr>
-              <w:t xml:space="preserve">5 — Some types missing, or units generally absent.</w:t>
+              <w:t>8 — Four or five of the six types worked; one or two missing.</w:t>
             </w:r>
           </w:p>
         </w:tc>
@@ -1579,7 +1660,17 @@
                 <w:sz w:val="17"/>
                 <w:szCs w:val="17"/>
               </w:rPr>
-              <w:t xml:space="preserve">0 — No sample calculations.</w:t>
+              <w:t>4 — Only one or two types shown, or units generally absent.</w:t>
+            </w:r>
+          </w:p>
+        </w:tc>
+        <w:tc>
+          <w:tcPr>
+            <w:tcW w:type="dxa" w:w="1584"/>
+          </w:tcPr>
+          <w:p>
+            <w:r>
+              <w:t>0 — No sample calculations.</w:t>
             </w:r>
           </w:p>
         </w:tc>
@@ -1665,7 +1756,7 @@
                 <w:sz w:val="17"/>
                 <w:szCs w:val="17"/>
               </w:rPr>
-              <w:t xml:space="preserve">15 — Opens with the measured value ± uncertainty; states the direction of the miss and names a physical mechanism consistent with that direction, quantified if the error exceeds 10%; interprets B physically as the speed at dot 0 and converts it to a time into the fall; addresses what R² does and does not establish; acknowledges that N = 3 limits the uncertainty claim. Never says "human error."</w:t>
+              <w:t>15 — Opens with the measured value ± uncertainty; states the direction of the miss and names a physical mechanism consistent with that direction, quantified if the error exceeds 10%; interprets B physically as the speed at dot 0 and converts it to a time into the fall; addresses what R² does and does not establish; acknowledges that N = 3 limits the uncertainty claim. Never says "human error."</w:t>
             </w:r>
           </w:p>
         </w:tc>
@@ -1692,7 +1783,7 @@
                 <w:sz w:val="17"/>
                 <w:szCs w:val="17"/>
               </w:rPr>
-              <w:t xml:space="preserve">12 — Most of the above; one element thin — usually the quantified error source or the interpretation of B.</w:t>
+              <w:t>12 — Most of the above; one element thin — usually the quantified error source or the interpretation of B.</w:t>
             </w:r>
           </w:p>
         </w:tc>
@@ -1719,7 +1810,7 @@
                 <w:sz w:val="17"/>
                 <w:szCs w:val="17"/>
               </w:rPr>
-              <w:t xml:space="preserve">6 — Restates the results without interpreting them, or attributes error vaguely.</w:t>
+              <w:t>9 — Opens with a result and interprets it, but two or three of the required moves are absent — the direction of the miss and its mechanism, the interpretation of B, what R² does and does not establish, or the N = 3 limitation.</w:t>
             </w:r>
           </w:p>
         </w:tc>
@@ -1746,7 +1837,17 @@
                 <w:sz w:val="17"/>
                 <w:szCs w:val="17"/>
               </w:rPr>
-              <w:t xml:space="preserve">0 — No discussion.</w:t>
+              <w:t>5 — Restates the results without interpreting them, or attributes error vaguely.</w:t>
+            </w:r>
+          </w:p>
+        </w:tc>
+        <w:tc>
+          <w:tcPr>
+            <w:tcW w:type="dxa" w:w="1584"/>
+          </w:tcPr>
+          <w:p>
+            <w:r>
+              <w:t>0 — No discussion.</w:t>
             </w:r>
           </w:p>
         </w:tc>
@@ -1832,7 +1933,7 @@
                 <w:sz w:val="17"/>
                 <w:szCs w:val="17"/>
               </w:rPr>
-              <w:t xml:space="preserve">5 — All handout questions answered in full sentences and paragraphs, not as a numbered list.</w:t>
+              <w:t>5 — All three Additional Questions (AQ1–AQ3) answered in paragraphs, in a dedicated section.</w:t>
             </w:r>
           </w:p>
         </w:tc>
@@ -1859,7 +1960,7 @@
                 <w:sz w:val="17"/>
                 <w:szCs w:val="17"/>
               </w:rPr>
-              <w:t xml:space="preserve">4 — One or two answered thinly.</w:t>
+              <w:t>4 — One of the three answered thinly.</w:t>
             </w:r>
           </w:p>
         </w:tc>
@@ -1886,7 +1987,7 @@
                 <w:sz w:val="17"/>
                 <w:szCs w:val="17"/>
               </w:rPr>
-              <w:t xml:space="preserve">2 — Answered as a bare list, or several missing.</w:t>
+              <w:t>3 — Answered inside another section rather than under their own heading.</w:t>
             </w:r>
           </w:p>
         </w:tc>
@@ -1913,7 +2014,17 @@
                 <w:sz w:val="17"/>
                 <w:szCs w:val="17"/>
               </w:rPr>
-              <w:t xml:space="preserve">0 — Not answered.</w:t>
+              <w:t>2 — Answered as a bare numbered list, or several missing.</w:t>
+            </w:r>
+          </w:p>
+        </w:tc>
+        <w:tc>
+          <w:tcPr>
+            <w:tcW w:type="dxa" w:w="1584"/>
+          </w:tcPr>
+          <w:p>
+            <w:r>
+              <w:t>0 — Not answered.</w:t>
             </w:r>
           </w:p>
         </w:tc>
@@ -1999,7 +2110,7 @@
                 <w:sz w:val="17"/>
                 <w:szCs w:val="17"/>
               </w:rPr>
-              <w:t xml:space="preserve">5 — Three to four sentences; restates g with its uncertainty and % error, gives a definitive statement of the finding, and names one concrete improvement with a sense of how much it would help.</w:t>
+              <w:t>5 — Three to four sentences; restates g with its uncertainty and % error, gives a definitive statement of the finding, and names one concrete improvement with a sense of how much it would help.</w:t>
             </w:r>
           </w:p>
         </w:tc>
@@ -2026,7 +2137,7 @@
                 <w:sz w:val="17"/>
                 <w:szCs w:val="17"/>
               </w:rPr>
-              <w:t xml:space="preserve">4 — Present but missing the numbers or the improvement.</w:t>
+              <w:t>4 — Present but missing the numbers or the improvement.</w:t>
             </w:r>
           </w:p>
         </w:tc>
@@ -2053,7 +2164,7 @@
                 <w:sz w:val="17"/>
                 <w:szCs w:val="17"/>
               </w:rPr>
-              <w:t xml:space="preserve">2 — Present but vague or discussion-like.</w:t>
+              <w:t>3 — Present with the numbers but no definitive verdict, or no improvement named.</w:t>
             </w:r>
           </w:p>
         </w:tc>
@@ -2080,7 +2191,17 @@
                 <w:sz w:val="17"/>
                 <w:szCs w:val="17"/>
               </w:rPr>
-              <w:t xml:space="preserve">0 — No conclusion.</w:t>
+              <w:t>2 — Present but vague or discussion-like.</w:t>
+            </w:r>
+          </w:p>
+        </w:tc>
+        <w:tc>
+          <w:tcPr>
+            <w:tcW w:type="dxa" w:w="1584"/>
+          </w:tcPr>
+          <w:p>
+            <w:r>
+              <w:t>0 — No conclusion.</w:t>
             </w:r>
           </w:p>
         </w:tc>
@@ -2166,7 +2287,7 @@
                 <w:sz w:val="17"/>
                 <w:szCs w:val="17"/>
               </w:rPr>
-              <w:t xml:space="preserve">5 — At least one source beyond the textbook and this handout, on g and how it varies with latitude and altitude; author, title and date given for each; the handout itself cited.</w:t>
+              <w:t>5 — At least one source beyond the textbook and this handout, on g and how it varies with latitude and altitude; author, title and date given for each; the handout itself cited.</w:t>
             </w:r>
           </w:p>
         </w:tc>
@@ -2193,7 +2314,7 @@
                 <w:sz w:val="17"/>
                 <w:szCs w:val="17"/>
               </w:rPr>
-              <w:t xml:space="preserve">4 — Multiple references but formatting errors, or a bare URL.</w:t>
+              <w:t>4 — Multiple references but formatting errors, or a bare URL.</w:t>
             </w:r>
           </w:p>
         </w:tc>
@@ -2220,7 +2341,7 @@
                 <w:sz w:val="17"/>
                 <w:szCs w:val="17"/>
               </w:rPr>
-              <w:t xml:space="preserve">2 — Handout only.</w:t>
+              <w:t>3 — Textbook and handout only, properly formatted.</w:t>
             </w:r>
           </w:p>
         </w:tc>
@@ -2247,7 +2368,17 @@
                 <w:sz w:val="17"/>
                 <w:szCs w:val="17"/>
               </w:rPr>
-              <w:t xml:space="preserve">0 — No references.</w:t>
+              <w:t>2 — Handout only, or textbook only.</w:t>
+            </w:r>
+          </w:p>
+        </w:tc>
+        <w:tc>
+          <w:tcPr>
+            <w:tcW w:type="dxa" w:w="1584"/>
+          </w:tcPr>
+          <w:p>
+            <w:r>
+              <w:t>0 — No references.</w:t>
             </w:r>
           </w:p>
         </w:tc>
@@ -2392,7 +2523,6 @@
                 <w:sz w:val="17"/>
                 <w:szCs w:val="17"/>
               </w:rPr>
-              <w:t xml:space="preserve"/>
             </w:r>
           </w:p>
         </w:tc>
@@ -2420,8 +2550,15 @@
                 <w:sz w:val="17"/>
                 <w:szCs w:val="17"/>
               </w:rPr>
-              <w:t xml:space="preserve"/>
-            </w:r>
+            </w:r>
+          </w:p>
+        </w:tc>
+        <w:tc>
+          <w:tcPr>
+            <w:tcW w:type="dxa" w:w="1584"/>
+          </w:tcPr>
+          <w:p>
+            <w:r/>
           </w:p>
         </w:tc>
       </w:tr>
@@ -2565,7 +2702,6 @@
                 <w:sz w:val="17"/>
                 <w:szCs w:val="17"/>
               </w:rPr>
-              <w:t xml:space="preserve">+1 — Graph present but not discussed, or slope misread as needing to be doubled.</w:t>
             </w:r>
           </w:p>
         </w:tc>
@@ -2593,8 +2729,15 @@
                 <w:sz w:val="17"/>
                 <w:szCs w:val="17"/>
               </w:rPr>
-              <w:t xml:space="preserve">0 — Not attempted. No penalty.</w:t>
-            </w:r>
+            </w:r>
+          </w:p>
+        </w:tc>
+        <w:tc>
+          <w:tcPr>
+            <w:tcW w:type="dxa" w:w="1584"/>
+          </w:tcPr>
+          <w:p>
+            <w:r/>
           </w:p>
         </w:tc>
       </w:tr>
